--- a/docs/generated/DATA_SOURCES.ko.docx
+++ b/docs/generated/DATA_SOURCES.ko.docx
@@ -458,7 +458,7 @@
         <w:pStyle w:val="ListBullet"/>
       </w:pPr>
       <w:r>
-        <w:t>공공데이터포털 및 나라장터를 통해 제공되는 데이터는 대한민국의 「공공데이터의 제공 및 이용 활성화에 관한 법률」 및 공공누리(Korea Open Government License, KOGL) 제1유형(출처표시 원칙) 등의 이용조건을 따릅니다.</w:t>
+        <w:t>공공데이터포털 및 나라장터를 통해 제공되는 데이터는 대한민국의 「공공데이터의 제공 및 이용 활성화에 관한 법률」 및 각 서비스 페이지에 표시된 개별 이용조건을 따릅니다. 특정 Creative Commons/공공누리 유형을 서비스 페이지 확인 없이 임의로 부여하지 않습니다.</w:t>
       </w:r>
     </w:p>
     <w:p>
@@ -466,7 +466,7 @@
         <w:pStyle w:val="ListBullet"/>
       </w:pPr>
       <w:r>
-        <w:t>각 서비스 페이지에 명시된 개별 이용조건을 준수하며, 연구용 데이터셋 배포 전 데이터 소스별 이용범위를 재확인합니다.</w:t>
+        <w:t>2026-09-11 재확인: 조달청_나라장터 공공데이터개방표준서비스 페이지(수정일 2026-06-29)는 비용 무료, 이용허락범위 제한 없음으로 표시됩니다. Source: https://www.data.go.kr/en/data/15023678/standard.do</w:t>
       </w:r>
     </w:p>
     <w:p>
@@ -490,7 +490,7 @@
         <w:pStyle w:val="ListNumber"/>
       </w:pPr>
       <w:r>
-        <w:t>Source-by-Source License Re-Verification (출처별 이용조건 재검증): Kaggle 공개 배포 전 data.go.kr의 각 서비스 엔드포인트(getDataSetOpnStdBidPblancInfo, getDataSetOpnStdScsbidInfo, getDataSetOpnStdCntrctInfo) 및 나라장터 포털의 최신 이용조건과 출처 표기 의무를 개별적으로 다시 확인합니다.</w:t>
+        <w:t>Source-by-Source License Re-Verification (출처별 이용조건 재검증): 표준 API 서비스는 2026-09-11 재확인 완료했습니다. 향후 별도 나라장터 포털 export를 공개본에 포함할 경우 해당 export의 이용조건은 다시 별도 검증합니다.</w:t>
       </w:r>
     </w:p>
     <w:p>
@@ -498,7 +498,7 @@
         <w:pStyle w:val="ListNumber"/>
       </w:pPr>
       <w:r>
-        <w:t>사업자등록번호 가명화: 사업자등록번호 원문은 비공개하며, 공개 데이터셋에는 안전한 단방향 SHA-256 해시 키(supplier_id)와 마스킹 번호(123-45-*)를 제공합니다.</w:t>
+        <w:t>사업자등록번호 가명화 및 최소화: 공개 데이터셋은 전용 비밀키 기반 HMAC-SHA256 supplier_id만 공급업체 식별자로 사용합니다. 원문 사업자등록번호와 마스킹 사업자등록번호는 모두 제외합니다.</w:t>
       </w:r>
     </w:p>
     <w:p>
@@ -506,7 +506,7 @@
         <w:pStyle w:val="ListNumber"/>
       </w:pPr>
       <w:r>
-        <w:t>개인정보 보호: 공공입찰 데이터 중 개인식별정보(주민등록번호 등)는 공공 API에서 원천적으로 배제되어 있습니다.</w:t>
+        <w:t>공급업체 상호명 최소화: v1 Kaggle 공개본에서는 투찰사·낙찰사·계약업체·공급업체 차원의 상호명도 제외합니다. 공공기관명은 기관 분석과 조인을 위해 유지합니다.</w:t>
       </w:r>
     </w:p>
     <w:p>
@@ -514,7 +514,15 @@
         <w:pStyle w:val="ListNumber"/>
       </w:pPr>
       <w:r>
-        <w:t>인증키 보안: 서비스 인증키, 개인 토큰, .env 파일은 절대 소스코드 저장소에 커밋하지 않습니다.</w:t>
+        <w:t>개인정보 보호: 공공입찰 데이터 중 개인식별정보(주민등록번호 등)는 공개 데이터셋에 포함하지 않습니다.</w:t>
+      </w:r>
+    </w:p>
+    <w:p>
+      <w:pPr>
+        <w:pStyle w:val="ListNumber"/>
+      </w:pPr>
+      <w:r>
+        <w:t>인증키 보안: 서비스 인증키, HMAC 비밀키, 개인 토큰, .env 파일은 절대 소스코드 저장소에 커밋하지 않습니다.</w:t>
       </w:r>
     </w:p>
     <w:sectPr>
